--- a/rapports/2026-06-06/EQ8/EQ8_enq1_v2/DR_071202010032/89-31-73-65.docx
+++ b/rapports/2026-06-06/EQ8/EQ8_enq1_v2/DR_071202010032/89-31-73-65.docx
@@ -297,7 +297,7 @@
           <w:color w:val="1F6FEB"/>
           <w:sz w:val="22"/>
         </w:rPr>
-        <w:t>⚠ INCOHÉRENCES À CORRIGER (63)</w:t>
+        <w:t>⚠ INCOHÉRENCES À CORRIGER (60)</w:t>
       </w:r>
     </w:p>
     <w:tbl>
@@ -2105,7 +2105,7 @@
                 <w:i w:val="0"/>
                 <w:sz w:val="17"/>
               </w:rPr>
-              <w:t>Incohérence!!! seulement les écoles privées paient les frais de scolarité (y compris les frais d'inscription).</w:t>
+              <w:t>Incohérence ! NDEYE FATOU NDIAYE frequente actuellement 4ème année de Supérieur mais dit avoir reçu une bourse de 360000 FCFA.</w:t>
             </w:r>
           </w:p>
         </w:tc>
@@ -2195,7 +2195,7 @@
                 <w:i w:val="0"/>
                 <w:sz w:val="17"/>
               </w:rPr>
-              <w:t>Incohérence ! NDEYE FATOU NDIAYE frequente actuellement 4ème année de Supérieur mais dit avoir reçu une bourse de 360000 FCFA.</w:t>
+              <w:t>Incohérent!! Le niveau d'instruction déclaré par l'un des enfants () au niveau de la section 1 de IBRAHIMA NDIAYE diffère de celui donné par IBRAHIMA NDIAYE lui-même qui affirme ne pas avoir frequenté l'école formelle.</w:t>
             </w:r>
           </w:p>
         </w:tc>
@@ -2228,6 +2228,1176 @@
                 <w:i w:val="0"/>
                 <w:sz w:val="16"/>
               </w:rPr>
+              <w:t>S03</w:t>
+              <w:br/>
+            </w:r>
+            <w:r>
+              <w:rPr>
+                <w:b w:val="0"/>
+                <w:i w:val="0"/>
+                <w:color w:val="64748B"/>
+                <w:sz w:val="14"/>
+              </w:rPr>
+              <w:t>Santé</w:t>
+            </w:r>
+          </w:p>
+        </w:tc>
+        <w:tc>
+          <w:tcPr>
+            <w:tcW w:type="dxa" w:w="1531"/>
+          </w:tcPr>
+          <w:p>
+            <w:r>
+              <w:rPr>
+                <w:b/>
+                <w:i w:val="0"/>
+                <w:color w:val="16A34A"/>
+                <w:sz w:val="16"/>
+              </w:rPr>
+              <w:t>—</w:t>
+            </w:r>
+          </w:p>
+        </w:tc>
+        <w:tc>
+          <w:tcPr>
+            <w:tcW w:type="dxa" w:w="1191"/>
+          </w:tcPr>
+          <w:p>
+            <w:r>
+              <w:rPr>
+                <w:b w:val="0"/>
+                <w:i w:val="0"/>
+                <w:color w:val="64748B"/>
+                <w:sz w:val="16"/>
+              </w:rPr>
+              <w:t>GT-CQ</w:t>
+            </w:r>
+          </w:p>
+        </w:tc>
+        <w:tc>
+          <w:tcPr>
+            <w:tcW w:type="dxa" w:w="4706"/>
+          </w:tcPr>
+          <w:p>
+            <w:r>
+              <w:rPr>
+                <w:b w:val="0"/>
+                <w:i w:val="0"/>
+                <w:sz w:val="17"/>
+              </w:rPr>
+              <w:t>Avertissement!!! La distance parcourue (10 Km ou plus) et le temps (De 15 à moins de 30 mn) donné par IBRAHIMA NDIAYE semble incoherent pour accéder au lieu de la consultation.</w:t>
+            </w:r>
+          </w:p>
+        </w:tc>
+      </w:tr>
+      <w:tr>
+        <w:tc>
+          <w:tcPr>
+            <w:tcW w:type="dxa" w:w="964"/>
+          </w:tcPr>
+          <w:p>
+            <w:r>
+              <w:rPr>
+                <w:b/>
+                <w:i w:val="0"/>
+                <w:color w:val="EA580C"/>
+                <w:sz w:val="16"/>
+              </w:rPr>
+              <w:t>Moyenne</w:t>
+            </w:r>
+          </w:p>
+        </w:tc>
+        <w:tc>
+          <w:tcPr>
+            <w:tcW w:type="dxa" w:w="1247"/>
+          </w:tcPr>
+          <w:p>
+            <w:r>
+              <w:rPr>
+                <w:b/>
+                <w:i w:val="0"/>
+                <w:sz w:val="16"/>
+              </w:rPr>
+              <w:t>S00</w:t>
+              <w:br/>
+            </w:r>
+            <w:r>
+              <w:rPr>
+                <w:b w:val="0"/>
+                <w:i w:val="0"/>
+                <w:color w:val="64748B"/>
+                <w:sz w:val="14"/>
+              </w:rPr>
+              <w:t>Identification</w:t>
+            </w:r>
+          </w:p>
+        </w:tc>
+        <w:tc>
+          <w:tcPr>
+            <w:tcW w:type="dxa" w:w="1531"/>
+          </w:tcPr>
+          <w:p>
+            <w:r>
+              <w:rPr>
+                <w:b/>
+                <w:i w:val="0"/>
+                <w:color w:val="16A34A"/>
+                <w:sz w:val="16"/>
+              </w:rPr>
+              <w:t>s00q07a, s00q08, s00q10, s00q13_0, s00q15_0, s00q17_0, s00q23a, s00q23b</w:t>
+            </w:r>
+          </w:p>
+        </w:tc>
+        <w:tc>
+          <w:tcPr>
+            <w:tcW w:type="dxa" w:w="1191"/>
+          </w:tcPr>
+          <w:p>
+            <w:r>
+              <w:rPr>
+                <w:b w:val="0"/>
+                <w:i w:val="0"/>
+                <w:color w:val="64748B"/>
+                <w:sz w:val="16"/>
+              </w:rPr>
+              <w:t>GT-CQ</w:t>
+            </w:r>
+          </w:p>
+        </w:tc>
+        <w:tc>
+          <w:tcPr>
+            <w:tcW w:type="dxa" w:w="4706"/>
+          </w:tcPr>
+          <w:p>
+            <w:r>
+              <w:rPr>
+                <w:b w:val="0"/>
+                <w:i w:val="0"/>
+                <w:sz w:val="17"/>
+              </w:rPr>
+              <w:t>Prière de renseigner toutes les informations du ménage dans la section 0 avant d'entamer les autres informations.</w:t>
+            </w:r>
+          </w:p>
+        </w:tc>
+      </w:tr>
+      <w:tr>
+        <w:tc>
+          <w:tcPr>
+            <w:tcW w:type="dxa" w:w="964"/>
+          </w:tcPr>
+          <w:p>
+            <w:r>
+              <w:rPr>
+                <w:b/>
+                <w:i w:val="0"/>
+                <w:color w:val="EA580C"/>
+                <w:sz w:val="16"/>
+              </w:rPr>
+              <w:t>Moyenne</w:t>
+            </w:r>
+          </w:p>
+        </w:tc>
+        <w:tc>
+          <w:tcPr>
+            <w:tcW w:type="dxa" w:w="1247"/>
+          </w:tcPr>
+          <w:p>
+            <w:r>
+              <w:rPr>
+                <w:b/>
+                <w:i w:val="0"/>
+                <w:sz w:val="16"/>
+              </w:rPr>
+              <w:t>S00</w:t>
+              <w:br/>
+            </w:r>
+            <w:r>
+              <w:rPr>
+                <w:b w:val="0"/>
+                <w:i w:val="0"/>
+                <w:color w:val="64748B"/>
+                <w:sz w:val="14"/>
+              </w:rPr>
+              <w:t>Identification</w:t>
+            </w:r>
+          </w:p>
+        </w:tc>
+        <w:tc>
+          <w:tcPr>
+            <w:tcW w:type="dxa" w:w="1531"/>
+          </w:tcPr>
+          <w:p>
+            <w:r>
+              <w:rPr>
+                <w:b/>
+                <w:i w:val="0"/>
+                <w:color w:val="16A34A"/>
+                <w:sz w:val="16"/>
+              </w:rPr>
+              <w:t>—</w:t>
+            </w:r>
+          </w:p>
+        </w:tc>
+        <w:tc>
+          <w:tcPr>
+            <w:tcW w:type="dxa" w:w="1191"/>
+          </w:tcPr>
+          <w:p>
+            <w:r>
+              <w:rPr>
+                <w:b w:val="0"/>
+                <w:i w:val="0"/>
+                <w:color w:val="64748B"/>
+                <w:sz w:val="16"/>
+              </w:rPr>
+              <w:t>GT-CQ</w:t>
+            </w:r>
+          </w:p>
+        </w:tc>
+        <w:tc>
+          <w:tcPr>
+            <w:tcW w:type="dxa" w:w="4706"/>
+          </w:tcPr>
+          <w:p>
+            <w:r>
+              <w:rPr>
+                <w:b w:val="0"/>
+                <w:i w:val="0"/>
+                <w:sz w:val="17"/>
+              </w:rPr>
+              <w:t>Attention! Il manque des informations non renseignées dans la section 0, prière de regarder toutes les autres informations dans l'identification du ménage (IDENTIFICATION ET RENSEIGNEMENTS DE CONTROLE) ou dans OBSERVATIONS pour pouvoir renseigné toutes les questions liées au ménage.</w:t>
+            </w:r>
+          </w:p>
+        </w:tc>
+      </w:tr>
+      <w:tr>
+        <w:tc>
+          <w:tcPr>
+            <w:tcW w:type="dxa" w:w="964"/>
+          </w:tcPr>
+          <w:p>
+            <w:r>
+              <w:rPr>
+                <w:b/>
+                <w:i w:val="0"/>
+                <w:color w:val="EA580C"/>
+                <w:sz w:val="16"/>
+              </w:rPr>
+              <w:t>Moyenne</w:t>
+            </w:r>
+          </w:p>
+        </w:tc>
+        <w:tc>
+          <w:tcPr>
+            <w:tcW w:type="dxa" w:w="1247"/>
+          </w:tcPr>
+          <w:p>
+            <w:r>
+              <w:rPr>
+                <w:b/>
+                <w:i w:val="0"/>
+                <w:sz w:val="16"/>
+              </w:rPr>
+              <w:t>S01</w:t>
+              <w:br/>
+            </w:r>
+            <w:r>
+              <w:rPr>
+                <w:b w:val="0"/>
+                <w:i w:val="0"/>
+                <w:color w:val="64748B"/>
+                <w:sz w:val="14"/>
+              </w:rPr>
+              <w:t>Démographie</w:t>
+            </w:r>
+          </w:p>
+        </w:tc>
+        <w:tc>
+          <w:tcPr>
+            <w:tcW w:type="dxa" w:w="1531"/>
+          </w:tcPr>
+          <w:p>
+            <w:r>
+              <w:rPr>
+                <w:b/>
+                <w:i w:val="0"/>
+                <w:color w:val="16A34A"/>
+                <w:sz w:val="16"/>
+              </w:rPr>
+              <w:t>—</w:t>
+            </w:r>
+          </w:p>
+        </w:tc>
+        <w:tc>
+          <w:tcPr>
+            <w:tcW w:type="dxa" w:w="1191"/>
+          </w:tcPr>
+          <w:p>
+            <w:r>
+              <w:rPr>
+                <w:b w:val="0"/>
+                <w:i w:val="0"/>
+                <w:color w:val="64748B"/>
+                <w:sz w:val="16"/>
+              </w:rPr>
+              <w:t>GT-CQ</w:t>
+            </w:r>
+          </w:p>
+        </w:tc>
+        <w:tc>
+          <w:tcPr>
+            <w:tcW w:type="dxa" w:w="4706"/>
+          </w:tcPr>
+          <w:p>
+            <w:r>
+              <w:rPr>
+                <w:b w:val="0"/>
+                <w:i w:val="0"/>
+                <w:sz w:val="17"/>
+              </w:rPr>
+              <w:t>Prière de verifier l'information donnée par BAIDA NDIAYE ou corriger au niveau de la section 1.</w:t>
+            </w:r>
+          </w:p>
+        </w:tc>
+      </w:tr>
+      <w:tr>
+        <w:tc>
+          <w:tcPr>
+            <w:tcW w:type="dxa" w:w="964"/>
+          </w:tcPr>
+          <w:p>
+            <w:r>
+              <w:rPr>
+                <w:b/>
+                <w:i w:val="0"/>
+                <w:color w:val="EA580C"/>
+                <w:sz w:val="16"/>
+              </w:rPr>
+              <w:t>Moyenne</w:t>
+            </w:r>
+          </w:p>
+        </w:tc>
+        <w:tc>
+          <w:tcPr>
+            <w:tcW w:type="dxa" w:w="1247"/>
+          </w:tcPr>
+          <w:p>
+            <w:r>
+              <w:rPr>
+                <w:b/>
+                <w:i w:val="0"/>
+                <w:sz w:val="16"/>
+              </w:rPr>
+              <w:t>S01</w:t>
+              <w:br/>
+            </w:r>
+            <w:r>
+              <w:rPr>
+                <w:b w:val="0"/>
+                <w:i w:val="0"/>
+                <w:color w:val="64748B"/>
+                <w:sz w:val="14"/>
+              </w:rPr>
+              <w:t>Démographie</w:t>
+            </w:r>
+          </w:p>
+        </w:tc>
+        <w:tc>
+          <w:tcPr>
+            <w:tcW w:type="dxa" w:w="1531"/>
+          </w:tcPr>
+          <w:p>
+            <w:r>
+              <w:rPr>
+                <w:b/>
+                <w:i w:val="0"/>
+                <w:color w:val="16A34A"/>
+                <w:sz w:val="16"/>
+              </w:rPr>
+              <w:t>—</w:t>
+            </w:r>
+          </w:p>
+        </w:tc>
+        <w:tc>
+          <w:tcPr>
+            <w:tcW w:type="dxa" w:w="1191"/>
+          </w:tcPr>
+          <w:p>
+            <w:r>
+              <w:rPr>
+                <w:b w:val="0"/>
+                <w:i w:val="0"/>
+                <w:color w:val="64748B"/>
+                <w:sz w:val="16"/>
+              </w:rPr>
+              <w:t>GT-CQ</w:t>
+            </w:r>
+          </w:p>
+        </w:tc>
+        <w:tc>
+          <w:tcPr>
+            <w:tcW w:type="dxa" w:w="4706"/>
+          </w:tcPr>
+          <w:p>
+            <w:r>
+              <w:rPr>
+                <w:b w:val="0"/>
+                <w:i w:val="0"/>
+                <w:sz w:val="17"/>
+              </w:rPr>
+              <w:t>Prière de verifier l'information donnée par NDEYE FATOU NDIAYE ou corriger au niveau de la section 1.</w:t>
+            </w:r>
+          </w:p>
+        </w:tc>
+      </w:tr>
+      <w:tr>
+        <w:tc>
+          <w:tcPr>
+            <w:tcW w:type="dxa" w:w="964"/>
+          </w:tcPr>
+          <w:p>
+            <w:r>
+              <w:rPr>
+                <w:b/>
+                <w:i w:val="0"/>
+                <w:color w:val="EA580C"/>
+                <w:sz w:val="16"/>
+              </w:rPr>
+              <w:t>Moyenne</w:t>
+            </w:r>
+          </w:p>
+        </w:tc>
+        <w:tc>
+          <w:tcPr>
+            <w:tcW w:type="dxa" w:w="1247"/>
+          </w:tcPr>
+          <w:p>
+            <w:r>
+              <w:rPr>
+                <w:b/>
+                <w:i w:val="0"/>
+                <w:sz w:val="16"/>
+              </w:rPr>
+              <w:t>S01</w:t>
+              <w:br/>
+            </w:r>
+            <w:r>
+              <w:rPr>
+                <w:b w:val="0"/>
+                <w:i w:val="0"/>
+                <w:color w:val="64748B"/>
+                <w:sz w:val="14"/>
+              </w:rPr>
+              <w:t>Démographie</w:t>
+            </w:r>
+          </w:p>
+        </w:tc>
+        <w:tc>
+          <w:tcPr>
+            <w:tcW w:type="dxa" w:w="1531"/>
+          </w:tcPr>
+          <w:p>
+            <w:r>
+              <w:rPr>
+                <w:b/>
+                <w:i w:val="0"/>
+                <w:color w:val="16A34A"/>
+                <w:sz w:val="16"/>
+              </w:rPr>
+              <w:t>s01q23, s01q00b, s01q23_autre</w:t>
+            </w:r>
+          </w:p>
+        </w:tc>
+        <w:tc>
+          <w:tcPr>
+            <w:tcW w:type="dxa" w:w="1191"/>
+          </w:tcPr>
+          <w:p>
+            <w:r>
+              <w:rPr>
+                <w:b w:val="0"/>
+                <w:i w:val="0"/>
+                <w:color w:val="64748B"/>
+                <w:sz w:val="16"/>
+              </w:rPr>
+              <w:t>GT-CQ</w:t>
+            </w:r>
+          </w:p>
+        </w:tc>
+        <w:tc>
+          <w:tcPr>
+            <w:tcW w:type="dxa" w:w="4706"/>
+          </w:tcPr>
+          <w:p>
+            <w:r>
+              <w:rPr>
+                <w:b w:val="0"/>
+                <w:i w:val="0"/>
+                <w:sz w:val="17"/>
+              </w:rPr>
+              <w:t>La raison principale pour laquelle que ABLAYE NDIAYE est venu vivre dans cette localité est Travail et semble exister dans les modalités, prière de prendre attache avec le QG pour plus d'explication afin de la classer bien.</w:t>
+            </w:r>
+          </w:p>
+        </w:tc>
+      </w:tr>
+      <w:tr>
+        <w:tc>
+          <w:tcPr>
+            <w:tcW w:type="dxa" w:w="964"/>
+          </w:tcPr>
+          <w:p>
+            <w:r>
+              <w:rPr>
+                <w:b/>
+                <w:i w:val="0"/>
+                <w:color w:val="EA580C"/>
+                <w:sz w:val="16"/>
+              </w:rPr>
+              <w:t>Moyenne</w:t>
+            </w:r>
+          </w:p>
+        </w:tc>
+        <w:tc>
+          <w:tcPr>
+            <w:tcW w:type="dxa" w:w="1247"/>
+          </w:tcPr>
+          <w:p>
+            <w:r>
+              <w:rPr>
+                <w:b/>
+                <w:i w:val="0"/>
+                <w:sz w:val="16"/>
+              </w:rPr>
+              <w:t>S01</w:t>
+              <w:br/>
+            </w:r>
+            <w:r>
+              <w:rPr>
+                <w:b w:val="0"/>
+                <w:i w:val="0"/>
+                <w:color w:val="64748B"/>
+                <w:sz w:val="14"/>
+              </w:rPr>
+              <w:t>Démographie</w:t>
+            </w:r>
+          </w:p>
+        </w:tc>
+        <w:tc>
+          <w:tcPr>
+            <w:tcW w:type="dxa" w:w="1531"/>
+          </w:tcPr>
+          <w:p>
+            <w:r>
+              <w:rPr>
+                <w:b/>
+                <w:i w:val="0"/>
+                <w:color w:val="16A34A"/>
+                <w:sz w:val="16"/>
+              </w:rPr>
+              <w:t>s01q23, s01q00b, s01q23_autre</w:t>
+            </w:r>
+          </w:p>
+        </w:tc>
+        <w:tc>
+          <w:tcPr>
+            <w:tcW w:type="dxa" w:w="1191"/>
+          </w:tcPr>
+          <w:p>
+            <w:r>
+              <w:rPr>
+                <w:b w:val="0"/>
+                <w:i w:val="0"/>
+                <w:color w:val="64748B"/>
+                <w:sz w:val="16"/>
+              </w:rPr>
+              <w:t>GT-CQ</w:t>
+            </w:r>
+          </w:p>
+        </w:tc>
+        <w:tc>
+          <w:tcPr>
+            <w:tcW w:type="dxa" w:w="4706"/>
+          </w:tcPr>
+          <w:p>
+            <w:r>
+              <w:rPr>
+                <w:b w:val="0"/>
+                <w:i w:val="0"/>
+                <w:sz w:val="17"/>
+              </w:rPr>
+              <w:t>La raison principale que ABLAYE NDIAYE envisage de migrer est travail et semble exister dans les modalités, prière de prendre attache avec le QG pour plus d'explication afin de la classer bien.</w:t>
+            </w:r>
+          </w:p>
+        </w:tc>
+      </w:tr>
+      <w:tr>
+        <w:tc>
+          <w:tcPr>
+            <w:tcW w:type="dxa" w:w="964"/>
+          </w:tcPr>
+          <w:p>
+            <w:r>
+              <w:rPr>
+                <w:b/>
+                <w:i w:val="0"/>
+                <w:color w:val="EA580C"/>
+                <w:sz w:val="16"/>
+              </w:rPr>
+              <w:t>Moyenne</w:t>
+            </w:r>
+          </w:p>
+        </w:tc>
+        <w:tc>
+          <w:tcPr>
+            <w:tcW w:type="dxa" w:w="1247"/>
+          </w:tcPr>
+          <w:p>
+            <w:r>
+              <w:rPr>
+                <w:b/>
+                <w:i w:val="0"/>
+                <w:sz w:val="16"/>
+              </w:rPr>
+              <w:t>S01</w:t>
+              <w:br/>
+            </w:r>
+            <w:r>
+              <w:rPr>
+                <w:b w:val="0"/>
+                <w:i w:val="0"/>
+                <w:color w:val="64748B"/>
+                <w:sz w:val="14"/>
+              </w:rPr>
+              <w:t>Démographie</w:t>
+            </w:r>
+          </w:p>
+        </w:tc>
+        <w:tc>
+          <w:tcPr>
+            <w:tcW w:type="dxa" w:w="1531"/>
+          </w:tcPr>
+          <w:p>
+            <w:r>
+              <w:rPr>
+                <w:b/>
+                <w:i w:val="0"/>
+                <w:color w:val="16A34A"/>
+                <w:sz w:val="16"/>
+              </w:rPr>
+              <w:t>—</w:t>
+            </w:r>
+          </w:p>
+        </w:tc>
+        <w:tc>
+          <w:tcPr>
+            <w:tcW w:type="dxa" w:w="1191"/>
+          </w:tcPr>
+          <w:p>
+            <w:r>
+              <w:rPr>
+                <w:b w:val="0"/>
+                <w:i w:val="0"/>
+                <w:color w:val="64748B"/>
+                <w:sz w:val="16"/>
+              </w:rPr>
+              <w:t>GT-CQ</w:t>
+            </w:r>
+          </w:p>
+        </w:tc>
+        <w:tc>
+          <w:tcPr>
+            <w:tcW w:type="dxa" w:w="4706"/>
+          </w:tcPr>
+          <w:p>
+            <w:r>
+              <w:rPr>
+                <w:b w:val="0"/>
+                <w:i w:val="0"/>
+                <w:sz w:val="17"/>
+              </w:rPr>
+              <w:t>Prière de verifier l'information donnée par ABLAYE NDIAYE ou corriger au niveau de la section 1.</w:t>
+            </w:r>
+          </w:p>
+        </w:tc>
+      </w:tr>
+      <w:tr>
+        <w:tc>
+          <w:tcPr>
+            <w:tcW w:type="dxa" w:w="964"/>
+          </w:tcPr>
+          <w:p>
+            <w:r>
+              <w:rPr>
+                <w:b/>
+                <w:i w:val="0"/>
+                <w:color w:val="EA580C"/>
+                <w:sz w:val="16"/>
+              </w:rPr>
+              <w:t>Moyenne</w:t>
+            </w:r>
+          </w:p>
+        </w:tc>
+        <w:tc>
+          <w:tcPr>
+            <w:tcW w:type="dxa" w:w="1247"/>
+          </w:tcPr>
+          <w:p>
+            <w:r>
+              <w:rPr>
+                <w:b/>
+                <w:i w:val="0"/>
+                <w:sz w:val="16"/>
+              </w:rPr>
+              <w:t>S01</w:t>
+              <w:br/>
+            </w:r>
+            <w:r>
+              <w:rPr>
+                <w:b w:val="0"/>
+                <w:i w:val="0"/>
+                <w:color w:val="64748B"/>
+                <w:sz w:val="14"/>
+              </w:rPr>
+              <w:t>Démographie</w:t>
+            </w:r>
+          </w:p>
+        </w:tc>
+        <w:tc>
+          <w:tcPr>
+            <w:tcW w:type="dxa" w:w="1531"/>
+          </w:tcPr>
+          <w:p>
+            <w:r>
+              <w:rPr>
+                <w:b/>
+                <w:i w:val="0"/>
+                <w:color w:val="16A34A"/>
+                <w:sz w:val="16"/>
+              </w:rPr>
+              <w:t>s01q23, s01q00b, s01q23_autre</w:t>
+            </w:r>
+          </w:p>
+        </w:tc>
+        <w:tc>
+          <w:tcPr>
+            <w:tcW w:type="dxa" w:w="1191"/>
+          </w:tcPr>
+          <w:p>
+            <w:r>
+              <w:rPr>
+                <w:b w:val="0"/>
+                <w:i w:val="0"/>
+                <w:color w:val="64748B"/>
+                <w:sz w:val="16"/>
+              </w:rPr>
+              <w:t>GT-CQ</w:t>
+            </w:r>
+          </w:p>
+        </w:tc>
+        <w:tc>
+          <w:tcPr>
+            <w:tcW w:type="dxa" w:w="4706"/>
+          </w:tcPr>
+          <w:p>
+            <w:r>
+              <w:rPr>
+                <w:b w:val="0"/>
+                <w:i w:val="0"/>
+                <w:sz w:val="17"/>
+              </w:rPr>
+              <w:t>La raison principale pour laquelle que AWA NDIAYE est venu vivre dans cette localité est travail et semble exister dans les modalités, prière de prendre attache avec le QG pour plus d'explication afin de la classer bien.</w:t>
+            </w:r>
+          </w:p>
+        </w:tc>
+      </w:tr>
+      <w:tr>
+        <w:tc>
+          <w:tcPr>
+            <w:tcW w:type="dxa" w:w="964"/>
+          </w:tcPr>
+          <w:p>
+            <w:r>
+              <w:rPr>
+                <w:b/>
+                <w:i w:val="0"/>
+                <w:color w:val="EA580C"/>
+                <w:sz w:val="16"/>
+              </w:rPr>
+              <w:t>Moyenne</w:t>
+            </w:r>
+          </w:p>
+        </w:tc>
+        <w:tc>
+          <w:tcPr>
+            <w:tcW w:type="dxa" w:w="1247"/>
+          </w:tcPr>
+          <w:p>
+            <w:r>
+              <w:rPr>
+                <w:b/>
+                <w:i w:val="0"/>
+                <w:sz w:val="16"/>
+              </w:rPr>
+              <w:t>S01</w:t>
+              <w:br/>
+            </w:r>
+            <w:r>
+              <w:rPr>
+                <w:b w:val="0"/>
+                <w:i w:val="0"/>
+                <w:color w:val="64748B"/>
+                <w:sz w:val="14"/>
+              </w:rPr>
+              <w:t>Démographie</w:t>
+            </w:r>
+          </w:p>
+        </w:tc>
+        <w:tc>
+          <w:tcPr>
+            <w:tcW w:type="dxa" w:w="1531"/>
+          </w:tcPr>
+          <w:p>
+            <w:r>
+              <w:rPr>
+                <w:b/>
+                <w:i w:val="0"/>
+                <w:color w:val="16A34A"/>
+                <w:sz w:val="16"/>
+              </w:rPr>
+              <w:t>—</w:t>
+            </w:r>
+          </w:p>
+        </w:tc>
+        <w:tc>
+          <w:tcPr>
+            <w:tcW w:type="dxa" w:w="1191"/>
+          </w:tcPr>
+          <w:p>
+            <w:r>
+              <w:rPr>
+                <w:b w:val="0"/>
+                <w:i w:val="0"/>
+                <w:color w:val="64748B"/>
+                <w:sz w:val="16"/>
+              </w:rPr>
+              <w:t>GT-CQ</w:t>
+            </w:r>
+          </w:p>
+        </w:tc>
+        <w:tc>
+          <w:tcPr>
+            <w:tcW w:type="dxa" w:w="4706"/>
+          </w:tcPr>
+          <w:p>
+            <w:r>
+              <w:rPr>
+                <w:b w:val="0"/>
+                <w:i w:val="0"/>
+                <w:sz w:val="17"/>
+              </w:rPr>
+              <w:t>Prière de verifier l'information donnée par AWA NDIAYE ou corriger au niveau de la section 1.</w:t>
+            </w:r>
+          </w:p>
+        </w:tc>
+      </w:tr>
+      <w:tr>
+        <w:tc>
+          <w:tcPr>
+            <w:tcW w:type="dxa" w:w="964"/>
+          </w:tcPr>
+          <w:p>
+            <w:r>
+              <w:rPr>
+                <w:b/>
+                <w:i w:val="0"/>
+                <w:color w:val="EA580C"/>
+                <w:sz w:val="16"/>
+              </w:rPr>
+              <w:t>Moyenne</w:t>
+            </w:r>
+          </w:p>
+        </w:tc>
+        <w:tc>
+          <w:tcPr>
+            <w:tcW w:type="dxa" w:w="1247"/>
+          </w:tcPr>
+          <w:p>
+            <w:r>
+              <w:rPr>
+                <w:b/>
+                <w:i w:val="0"/>
+                <w:sz w:val="16"/>
+              </w:rPr>
+              <w:t>S01</w:t>
+              <w:br/>
+            </w:r>
+            <w:r>
+              <w:rPr>
+                <w:b w:val="0"/>
+                <w:i w:val="0"/>
+                <w:color w:val="64748B"/>
+                <w:sz w:val="14"/>
+              </w:rPr>
+              <w:t>Démographie</w:t>
+            </w:r>
+          </w:p>
+        </w:tc>
+        <w:tc>
+          <w:tcPr>
+            <w:tcW w:type="dxa" w:w="1531"/>
+          </w:tcPr>
+          <w:p>
+            <w:r>
+              <w:rPr>
+                <w:b/>
+                <w:i w:val="0"/>
+                <w:color w:val="16A34A"/>
+                <w:sz w:val="16"/>
+              </w:rPr>
+              <w:t>s01q23, s01q00b, s01q23_autre</w:t>
+            </w:r>
+          </w:p>
+        </w:tc>
+        <w:tc>
+          <w:tcPr>
+            <w:tcW w:type="dxa" w:w="1191"/>
+          </w:tcPr>
+          <w:p>
+            <w:r>
+              <w:rPr>
+                <w:b w:val="0"/>
+                <w:i w:val="0"/>
+                <w:color w:val="64748B"/>
+                <w:sz w:val="16"/>
+              </w:rPr>
+              <w:t>GT-CQ</w:t>
+            </w:r>
+          </w:p>
+        </w:tc>
+        <w:tc>
+          <w:tcPr>
+            <w:tcW w:type="dxa" w:w="4706"/>
+          </w:tcPr>
+          <w:p>
+            <w:r>
+              <w:rPr>
+                <w:b w:val="0"/>
+                <w:i w:val="0"/>
+                <w:sz w:val="17"/>
+              </w:rPr>
+              <w:t>La raison principale pour laquelle que MAMADOU NDIAYE est venu vivre dans cette localité est soudan et semble exister dans les modalités, prière de prendre attache avec le QG pour plus d'explication afin de la classer bien.</w:t>
+            </w:r>
+          </w:p>
+        </w:tc>
+      </w:tr>
+      <w:tr>
+        <w:tc>
+          <w:tcPr>
+            <w:tcW w:type="dxa" w:w="964"/>
+          </w:tcPr>
+          <w:p>
+            <w:r>
+              <w:rPr>
+                <w:b/>
+                <w:i w:val="0"/>
+                <w:color w:val="EA580C"/>
+                <w:sz w:val="16"/>
+              </w:rPr>
+              <w:t>Moyenne</w:t>
+            </w:r>
+          </w:p>
+        </w:tc>
+        <w:tc>
+          <w:tcPr>
+            <w:tcW w:type="dxa" w:w="1247"/>
+          </w:tcPr>
+          <w:p>
+            <w:r>
+              <w:rPr>
+                <w:b/>
+                <w:i w:val="0"/>
+                <w:sz w:val="16"/>
+              </w:rPr>
+              <w:t>S01</w:t>
+              <w:br/>
+            </w:r>
+            <w:r>
+              <w:rPr>
+                <w:b w:val="0"/>
+                <w:i w:val="0"/>
+                <w:color w:val="64748B"/>
+                <w:sz w:val="14"/>
+              </w:rPr>
+              <w:t>Démographie</w:t>
+            </w:r>
+          </w:p>
+        </w:tc>
+        <w:tc>
+          <w:tcPr>
+            <w:tcW w:type="dxa" w:w="1531"/>
+          </w:tcPr>
+          <w:p>
+            <w:r>
+              <w:rPr>
+                <w:b/>
+                <w:i w:val="0"/>
+                <w:color w:val="16A34A"/>
+                <w:sz w:val="16"/>
+              </w:rPr>
+              <w:t>—</w:t>
+            </w:r>
+          </w:p>
+        </w:tc>
+        <w:tc>
+          <w:tcPr>
+            <w:tcW w:type="dxa" w:w="1191"/>
+          </w:tcPr>
+          <w:p>
+            <w:r>
+              <w:rPr>
+                <w:b w:val="0"/>
+                <w:i w:val="0"/>
+                <w:color w:val="64748B"/>
+                <w:sz w:val="16"/>
+              </w:rPr>
+              <w:t>GT-CQ</w:t>
+            </w:r>
+          </w:p>
+        </w:tc>
+        <w:tc>
+          <w:tcPr>
+            <w:tcW w:type="dxa" w:w="4706"/>
+          </w:tcPr>
+          <w:p>
+            <w:r>
+              <w:rPr>
+                <w:b w:val="0"/>
+                <w:i w:val="0"/>
+                <w:sz w:val="17"/>
+              </w:rPr>
+              <w:t>Prière de vérifier cette information auprès de l'enquêté et de corriger si nécessaire.</w:t>
+            </w:r>
+          </w:p>
+        </w:tc>
+      </w:tr>
+      <w:tr>
+        <w:tc>
+          <w:tcPr>
+            <w:tcW w:type="dxa" w:w="964"/>
+          </w:tcPr>
+          <w:p>
+            <w:r>
+              <w:rPr>
+                <w:b/>
+                <w:i w:val="0"/>
+                <w:color w:val="EA580C"/>
+                <w:sz w:val="16"/>
+              </w:rPr>
+              <w:t>Moyenne</w:t>
+            </w:r>
+          </w:p>
+        </w:tc>
+        <w:tc>
+          <w:tcPr>
+            <w:tcW w:type="dxa" w:w="1247"/>
+          </w:tcPr>
+          <w:p>
+            <w:r>
+              <w:rPr>
+                <w:b/>
+                <w:i w:val="0"/>
+                <w:sz w:val="16"/>
+              </w:rPr>
+              <w:t>S01</w:t>
+              <w:br/>
+            </w:r>
+            <w:r>
+              <w:rPr>
+                <w:b w:val="0"/>
+                <w:i w:val="0"/>
+                <w:color w:val="64748B"/>
+                <w:sz w:val="14"/>
+              </w:rPr>
+              <w:t>Démographie</w:t>
+            </w:r>
+          </w:p>
+        </w:tc>
+        <w:tc>
+          <w:tcPr>
+            <w:tcW w:type="dxa" w:w="1531"/>
+          </w:tcPr>
+          <w:p>
+            <w:r>
+              <w:rPr>
+                <w:b/>
+                <w:i w:val="0"/>
+                <w:color w:val="16A34A"/>
+                <w:sz w:val="16"/>
+              </w:rPr>
+              <w:t>—</w:t>
+            </w:r>
+          </w:p>
+        </w:tc>
+        <w:tc>
+          <w:tcPr>
+            <w:tcW w:type="dxa" w:w="1191"/>
+          </w:tcPr>
+          <w:p>
+            <w:r>
+              <w:rPr>
+                <w:b w:val="0"/>
+                <w:i w:val="0"/>
+                <w:color w:val="64748B"/>
+                <w:sz w:val="16"/>
+              </w:rPr>
+              <w:t>GT-CQ</w:t>
+            </w:r>
+          </w:p>
+        </w:tc>
+        <w:tc>
+          <w:tcPr>
+            <w:tcW w:type="dxa" w:w="4706"/>
+          </w:tcPr>
+          <w:p>
+            <w:r>
+              <w:rPr>
+                <w:b w:val="0"/>
+                <w:i w:val="0"/>
+                <w:sz w:val="17"/>
+              </w:rPr>
+              <w:t>Prière de verifier l'information donnée par MAMADOU NDIAYE ou corriger au niveau de la section 1.</w:t>
+            </w:r>
+          </w:p>
+        </w:tc>
+      </w:tr>
+      <w:tr>
+        <w:tc>
+          <w:tcPr>
+            <w:tcW w:type="dxa" w:w="964"/>
+          </w:tcPr>
+          <w:p>
+            <w:r>
+              <w:rPr>
+                <w:b/>
+                <w:i w:val="0"/>
+                <w:color w:val="EA580C"/>
+                <w:sz w:val="16"/>
+              </w:rPr>
+              <w:t>Moyenne</w:t>
+            </w:r>
+          </w:p>
+        </w:tc>
+        <w:tc>
+          <w:tcPr>
+            <w:tcW w:type="dxa" w:w="1247"/>
+          </w:tcPr>
+          <w:p>
+            <w:r>
+              <w:rPr>
+                <w:b/>
+                <w:i w:val="0"/>
+                <w:sz w:val="16"/>
+              </w:rPr>
               <w:t>S02</w:t>
               <w:br/>
             </w:r>
@@ -2254,7 +3424,7 @@
                 <w:color w:val="16A34A"/>
                 <w:sz w:val="16"/>
               </w:rPr>
-              <w:t>—</w:t>
+              <w:t>s01q63, s00q04, s02q25, s01q00b, s02q17_2, s02q15_2</w:t>
             </w:r>
           </w:p>
         </w:tc>
@@ -2285,7 +3455,7 @@
                 <w:i w:val="0"/>
                 <w:sz w:val="17"/>
               </w:rPr>
-              <w:t>Incohérent!! Le niveau d'instruction déclaré par l'un des enfants () au niveau de la section 1 de IBRAHIMA NDIAYE diffère de celui donné par IBRAHIMA NDIAYE lui-même qui affirme ne pas avoir frequenté l'école formelle.</w:t>
+              <w:t>Dans les milieux urbains c'est peu probable de voir une école dont les élèves ou étudiants ne dépensent pas en frais d'uniformes, prière de verifier pour NDEYE FATOU NDIAYE qui fréquente 4ème année de Supérieur et corriger ou confirmer avec le QG.</w:t>
             </w:r>
           </w:p>
         </w:tc>
@@ -2300,10 +3470,10 @@
               <w:rPr>
                 <w:b/>
                 <w:i w:val="0"/>
-                <w:color w:val="DC2626"/>
+                <w:color w:val="EA580C"/>
                 <w:sz w:val="16"/>
               </w:rPr>
-              <w:t>Haute</w:t>
+              <w:t>Moyenne</w:t>
             </w:r>
           </w:p>
         </w:tc>
@@ -2318,7 +3488,7 @@
                 <w:i w:val="0"/>
                 <w:sz w:val="16"/>
               </w:rPr>
-              <w:t>S03</w:t>
+              <w:t>S02</w:t>
               <w:br/>
             </w:r>
             <w:r>
@@ -2328,7 +3498,7 @@
                 <w:color w:val="64748B"/>
                 <w:sz w:val="14"/>
               </w:rPr>
-              <w:t>Santé</w:t>
+              <w:t>Éducation</w:t>
             </w:r>
           </w:p>
         </w:tc>
@@ -2375,7 +3545,7 @@
                 <w:i w:val="0"/>
                 <w:sz w:val="17"/>
               </w:rPr>
-              <w:t>Avertissement!!! La distance parcourue (10 Km ou plus) et le temps (De 15 à moins de 30 mn) donné par IBRAHIMA NDIAYE semble incoherent pour accéder au lieu de la consultation.</w:t>
+              <w:t>Prière de corriger ou confirmer cette information avec le QG.</w:t>
             </w:r>
           </w:p>
         </w:tc>
@@ -2408,7 +3578,7 @@
                 <w:i w:val="0"/>
                 <w:sz w:val="16"/>
               </w:rPr>
-              <w:t>S00</w:t>
+              <w:t>S02</w:t>
               <w:br/>
             </w:r>
             <w:r>
@@ -2418,7 +3588,7 @@
                 <w:color w:val="64748B"/>
                 <w:sz w:val="14"/>
               </w:rPr>
-              <w:t>Identification</w:t>
+              <w:t>Éducation</w:t>
             </w:r>
           </w:p>
         </w:tc>
@@ -2434,7 +3604,7 @@
                 <w:color w:val="16A34A"/>
                 <w:sz w:val="16"/>
               </w:rPr>
-              <w:t>s00q07a, s00q08, s00q10, s00q13_0, s00q15_0, s00q17_0, s00q23a, s00q23b</w:t>
+              <w:t>—</w:t>
             </w:r>
           </w:p>
         </w:tc>
@@ -2465,7 +3635,7 @@
                 <w:i w:val="0"/>
                 <w:sz w:val="17"/>
               </w:rPr>
-              <w:t>Prière de renseigner toutes les informations du ménage dans la section 0 avant d'entamer les autres informations.</w:t>
+              <w:t>Merci de bien vouloir changé 2.04 en OUI et renseigné toutes les autres informations qui concerne IBRAHIMA NDIAYE .</w:t>
             </w:r>
           </w:p>
         </w:tc>
@@ -2498,7 +3668,7 @@
                 <w:i w:val="0"/>
                 <w:sz w:val="16"/>
               </w:rPr>
-              <w:t>S00</w:t>
+              <w:t>S02</w:t>
               <w:br/>
             </w:r>
             <w:r>
@@ -2508,7 +3678,7 @@
                 <w:color w:val="64748B"/>
                 <w:sz w:val="14"/>
               </w:rPr>
-              <w:t>Identification</w:t>
+              <w:t>Éducation</w:t>
             </w:r>
           </w:p>
         </w:tc>
@@ -2555,7 +3725,7 @@
                 <w:i w:val="0"/>
                 <w:sz w:val="17"/>
               </w:rPr>
-              <w:t>Attention! Il manque des informations non renseignées dans la section 0, prière de regarder toutes les autres informations dans l'identification du ménage (IDENTIFICATION ET RENSEIGNEMENTS DE CONTROLE) ou dans OBSERVATIONS pour pouvoir renseigné toutes les questions liées au ménage.</w:t>
+              <w:t>Le montant des autres depenses (300 FCFA) pour l'année scolaire de BAIDA NDIAYE qui fréquente 3ème année de Secondaire 2 Général semble faible.</w:t>
             </w:r>
           </w:p>
         </w:tc>
@@ -2588,7 +3758,7 @@
                 <w:i w:val="0"/>
                 <w:sz w:val="16"/>
               </w:rPr>
-              <w:t>S01</w:t>
+              <w:t>S02</w:t>
               <w:br/>
             </w:r>
             <w:r>
@@ -2598,7 +3768,7 @@
                 <w:color w:val="64748B"/>
                 <w:sz w:val="14"/>
               </w:rPr>
-              <w:t>Démographie</w:t>
+              <w:t>Éducation</w:t>
             </w:r>
           </w:p>
         </w:tc>
@@ -2645,1447 +3815,7 @@
                 <w:i w:val="0"/>
                 <w:sz w:val="17"/>
               </w:rPr>
-              <w:t>Prière de verifier l'information donnée par BAIDA NDIAYE ou corriger au niveau de la section 1.</w:t>
-            </w:r>
-          </w:p>
-        </w:tc>
-      </w:tr>
-      <w:tr>
-        <w:tc>
-          <w:tcPr>
-            <w:tcW w:type="dxa" w:w="964"/>
-          </w:tcPr>
-          <w:p>
-            <w:r>
-              <w:rPr>
-                <w:b/>
-                <w:i w:val="0"/>
-                <w:color w:val="EA580C"/>
-                <w:sz w:val="16"/>
-              </w:rPr>
-              <w:t>Moyenne</w:t>
-            </w:r>
-          </w:p>
-        </w:tc>
-        <w:tc>
-          <w:tcPr>
-            <w:tcW w:type="dxa" w:w="1247"/>
-          </w:tcPr>
-          <w:p>
-            <w:r>
-              <w:rPr>
-                <w:b/>
-                <w:i w:val="0"/>
-                <w:sz w:val="16"/>
-              </w:rPr>
-              <w:t>S01</w:t>
-              <w:br/>
-            </w:r>
-            <w:r>
-              <w:rPr>
-                <w:b w:val="0"/>
-                <w:i w:val="0"/>
-                <w:color w:val="64748B"/>
-                <w:sz w:val="14"/>
-              </w:rPr>
-              <w:t>Démographie</w:t>
-            </w:r>
-          </w:p>
-        </w:tc>
-        <w:tc>
-          <w:tcPr>
-            <w:tcW w:type="dxa" w:w="1531"/>
-          </w:tcPr>
-          <w:p>
-            <w:r>
-              <w:rPr>
-                <w:b/>
-                <w:i w:val="0"/>
-                <w:color w:val="16A34A"/>
-                <w:sz w:val="16"/>
-              </w:rPr>
-              <w:t>—</w:t>
-            </w:r>
-          </w:p>
-        </w:tc>
-        <w:tc>
-          <w:tcPr>
-            <w:tcW w:type="dxa" w:w="1191"/>
-          </w:tcPr>
-          <w:p>
-            <w:r>
-              <w:rPr>
-                <w:b w:val="0"/>
-                <w:i w:val="0"/>
-                <w:color w:val="64748B"/>
-                <w:sz w:val="16"/>
-              </w:rPr>
-              <w:t>GT-CQ</w:t>
-            </w:r>
-          </w:p>
-        </w:tc>
-        <w:tc>
-          <w:tcPr>
-            <w:tcW w:type="dxa" w:w="4706"/>
-          </w:tcPr>
-          <w:p>
-            <w:r>
-              <w:rPr>
-                <w:b w:val="0"/>
-                <w:i w:val="0"/>
-                <w:sz w:val="17"/>
-              </w:rPr>
-              <w:t>Prière de verifier l'information donnée par NDEYE FATOU NDIAYE ou corriger au niveau de la section 1.</w:t>
-            </w:r>
-          </w:p>
-        </w:tc>
-      </w:tr>
-      <w:tr>
-        <w:tc>
-          <w:tcPr>
-            <w:tcW w:type="dxa" w:w="964"/>
-          </w:tcPr>
-          <w:p>
-            <w:r>
-              <w:rPr>
-                <w:b/>
-                <w:i w:val="0"/>
-                <w:color w:val="EA580C"/>
-                <w:sz w:val="16"/>
-              </w:rPr>
-              <w:t>Moyenne</w:t>
-            </w:r>
-          </w:p>
-        </w:tc>
-        <w:tc>
-          <w:tcPr>
-            <w:tcW w:type="dxa" w:w="1247"/>
-          </w:tcPr>
-          <w:p>
-            <w:r>
-              <w:rPr>
-                <w:b/>
-                <w:i w:val="0"/>
-                <w:sz w:val="16"/>
-              </w:rPr>
-              <w:t>S01</w:t>
-              <w:br/>
-            </w:r>
-            <w:r>
-              <w:rPr>
-                <w:b w:val="0"/>
-                <w:i w:val="0"/>
-                <w:color w:val="64748B"/>
-                <w:sz w:val="14"/>
-              </w:rPr>
-              <w:t>Démographie</w:t>
-            </w:r>
-          </w:p>
-        </w:tc>
-        <w:tc>
-          <w:tcPr>
-            <w:tcW w:type="dxa" w:w="1531"/>
-          </w:tcPr>
-          <w:p>
-            <w:r>
-              <w:rPr>
-                <w:b/>
-                <w:i w:val="0"/>
-                <w:color w:val="16A34A"/>
-                <w:sz w:val="16"/>
-              </w:rPr>
-              <w:t>s01q23, s01q00b, s01q23_autre</w:t>
-            </w:r>
-          </w:p>
-        </w:tc>
-        <w:tc>
-          <w:tcPr>
-            <w:tcW w:type="dxa" w:w="1191"/>
-          </w:tcPr>
-          <w:p>
-            <w:r>
-              <w:rPr>
-                <w:b w:val="0"/>
-                <w:i w:val="0"/>
-                <w:color w:val="64748B"/>
-                <w:sz w:val="16"/>
-              </w:rPr>
-              <w:t>GT-CQ</w:t>
-            </w:r>
-          </w:p>
-        </w:tc>
-        <w:tc>
-          <w:tcPr>
-            <w:tcW w:type="dxa" w:w="4706"/>
-          </w:tcPr>
-          <w:p>
-            <w:r>
-              <w:rPr>
-                <w:b w:val="0"/>
-                <w:i w:val="0"/>
-                <w:sz w:val="17"/>
-              </w:rPr>
-              <w:t>La raison principale pour laquelle que ABLAYE NDIAYE est venu vivre dans cette localité est Travail et semble exister dans les modalités, prière de prendre attache avec le QG pour plus d'explication afin de la classer bien.</w:t>
-            </w:r>
-          </w:p>
-        </w:tc>
-      </w:tr>
-      <w:tr>
-        <w:tc>
-          <w:tcPr>
-            <w:tcW w:type="dxa" w:w="964"/>
-          </w:tcPr>
-          <w:p>
-            <w:r>
-              <w:rPr>
-                <w:b/>
-                <w:i w:val="0"/>
-                <w:color w:val="EA580C"/>
-                <w:sz w:val="16"/>
-              </w:rPr>
-              <w:t>Moyenne</w:t>
-            </w:r>
-          </w:p>
-        </w:tc>
-        <w:tc>
-          <w:tcPr>
-            <w:tcW w:type="dxa" w:w="1247"/>
-          </w:tcPr>
-          <w:p>
-            <w:r>
-              <w:rPr>
-                <w:b/>
-                <w:i w:val="0"/>
-                <w:sz w:val="16"/>
-              </w:rPr>
-              <w:t>S01</w:t>
-              <w:br/>
-            </w:r>
-            <w:r>
-              <w:rPr>
-                <w:b w:val="0"/>
-                <w:i w:val="0"/>
-                <w:color w:val="64748B"/>
-                <w:sz w:val="14"/>
-              </w:rPr>
-              <w:t>Démographie</w:t>
-            </w:r>
-          </w:p>
-        </w:tc>
-        <w:tc>
-          <w:tcPr>
-            <w:tcW w:type="dxa" w:w="1531"/>
-          </w:tcPr>
-          <w:p>
-            <w:r>
-              <w:rPr>
-                <w:b/>
-                <w:i w:val="0"/>
-                <w:color w:val="16A34A"/>
-                <w:sz w:val="16"/>
-              </w:rPr>
-              <w:t>s01q23, s01q00b, s01q23_autre</w:t>
-            </w:r>
-          </w:p>
-        </w:tc>
-        <w:tc>
-          <w:tcPr>
-            <w:tcW w:type="dxa" w:w="1191"/>
-          </w:tcPr>
-          <w:p>
-            <w:r>
-              <w:rPr>
-                <w:b w:val="0"/>
-                <w:i w:val="0"/>
-                <w:color w:val="64748B"/>
-                <w:sz w:val="16"/>
-              </w:rPr>
-              <w:t>GT-CQ</w:t>
-            </w:r>
-          </w:p>
-        </w:tc>
-        <w:tc>
-          <w:tcPr>
-            <w:tcW w:type="dxa" w:w="4706"/>
-          </w:tcPr>
-          <w:p>
-            <w:r>
-              <w:rPr>
-                <w:b w:val="0"/>
-                <w:i w:val="0"/>
-                <w:sz w:val="17"/>
-              </w:rPr>
-              <w:t>La raison principale que ABLAYE NDIAYE envisage de migrer est travail et semble exister dans les modalités, prière de prendre attache avec le QG pour plus d'explication afin de la classer bien.</w:t>
-            </w:r>
-          </w:p>
-        </w:tc>
-      </w:tr>
-      <w:tr>
-        <w:tc>
-          <w:tcPr>
-            <w:tcW w:type="dxa" w:w="964"/>
-          </w:tcPr>
-          <w:p>
-            <w:r>
-              <w:rPr>
-                <w:b/>
-                <w:i w:val="0"/>
-                <w:color w:val="EA580C"/>
-                <w:sz w:val="16"/>
-              </w:rPr>
-              <w:t>Moyenne</w:t>
-            </w:r>
-          </w:p>
-        </w:tc>
-        <w:tc>
-          <w:tcPr>
-            <w:tcW w:type="dxa" w:w="1247"/>
-          </w:tcPr>
-          <w:p>
-            <w:r>
-              <w:rPr>
-                <w:b/>
-                <w:i w:val="0"/>
-                <w:sz w:val="16"/>
-              </w:rPr>
-              <w:t>S01</w:t>
-              <w:br/>
-            </w:r>
-            <w:r>
-              <w:rPr>
-                <w:b w:val="0"/>
-                <w:i w:val="0"/>
-                <w:color w:val="64748B"/>
-                <w:sz w:val="14"/>
-              </w:rPr>
-              <w:t>Démographie</w:t>
-            </w:r>
-          </w:p>
-        </w:tc>
-        <w:tc>
-          <w:tcPr>
-            <w:tcW w:type="dxa" w:w="1531"/>
-          </w:tcPr>
-          <w:p>
-            <w:r>
-              <w:rPr>
-                <w:b/>
-                <w:i w:val="0"/>
-                <w:color w:val="16A34A"/>
-                <w:sz w:val="16"/>
-              </w:rPr>
-              <w:t>—</w:t>
-            </w:r>
-          </w:p>
-        </w:tc>
-        <w:tc>
-          <w:tcPr>
-            <w:tcW w:type="dxa" w:w="1191"/>
-          </w:tcPr>
-          <w:p>
-            <w:r>
-              <w:rPr>
-                <w:b w:val="0"/>
-                <w:i w:val="0"/>
-                <w:color w:val="64748B"/>
-                <w:sz w:val="16"/>
-              </w:rPr>
-              <w:t>GT-CQ</w:t>
-            </w:r>
-          </w:p>
-        </w:tc>
-        <w:tc>
-          <w:tcPr>
-            <w:tcW w:type="dxa" w:w="4706"/>
-          </w:tcPr>
-          <w:p>
-            <w:r>
-              <w:rPr>
-                <w:b w:val="0"/>
-                <w:i w:val="0"/>
-                <w:sz w:val="17"/>
-              </w:rPr>
-              <w:t>Prière de verifier l'information donnée par ABLAYE NDIAYE ou corriger au niveau de la section 1.</w:t>
-            </w:r>
-          </w:p>
-        </w:tc>
-      </w:tr>
-      <w:tr>
-        <w:tc>
-          <w:tcPr>
-            <w:tcW w:type="dxa" w:w="964"/>
-          </w:tcPr>
-          <w:p>
-            <w:r>
-              <w:rPr>
-                <w:b/>
-                <w:i w:val="0"/>
-                <w:color w:val="EA580C"/>
-                <w:sz w:val="16"/>
-              </w:rPr>
-              <w:t>Moyenne</w:t>
-            </w:r>
-          </w:p>
-        </w:tc>
-        <w:tc>
-          <w:tcPr>
-            <w:tcW w:type="dxa" w:w="1247"/>
-          </w:tcPr>
-          <w:p>
-            <w:r>
-              <w:rPr>
-                <w:b/>
-                <w:i w:val="0"/>
-                <w:sz w:val="16"/>
-              </w:rPr>
-              <w:t>S01</w:t>
-              <w:br/>
-            </w:r>
-            <w:r>
-              <w:rPr>
-                <w:b w:val="0"/>
-                <w:i w:val="0"/>
-                <w:color w:val="64748B"/>
-                <w:sz w:val="14"/>
-              </w:rPr>
-              <w:t>Démographie</w:t>
-            </w:r>
-          </w:p>
-        </w:tc>
-        <w:tc>
-          <w:tcPr>
-            <w:tcW w:type="dxa" w:w="1531"/>
-          </w:tcPr>
-          <w:p>
-            <w:r>
-              <w:rPr>
-                <w:b/>
-                <w:i w:val="0"/>
-                <w:color w:val="16A34A"/>
-                <w:sz w:val="16"/>
-              </w:rPr>
-              <w:t>s01q23, s01q00b, s01q23_autre</w:t>
-            </w:r>
-          </w:p>
-        </w:tc>
-        <w:tc>
-          <w:tcPr>
-            <w:tcW w:type="dxa" w:w="1191"/>
-          </w:tcPr>
-          <w:p>
-            <w:r>
-              <w:rPr>
-                <w:b w:val="0"/>
-                <w:i w:val="0"/>
-                <w:color w:val="64748B"/>
-                <w:sz w:val="16"/>
-              </w:rPr>
-              <w:t>GT-CQ</w:t>
-            </w:r>
-          </w:p>
-        </w:tc>
-        <w:tc>
-          <w:tcPr>
-            <w:tcW w:type="dxa" w:w="4706"/>
-          </w:tcPr>
-          <w:p>
-            <w:r>
-              <w:rPr>
-                <w:b w:val="0"/>
-                <w:i w:val="0"/>
-                <w:sz w:val="17"/>
-              </w:rPr>
-              <w:t>La raison principale pour laquelle que AWA NDIAYE est venu vivre dans cette localité est travail et semble exister dans les modalités, prière de prendre attache avec le QG pour plus d'explication afin de la classer bien.</w:t>
-            </w:r>
-          </w:p>
-        </w:tc>
-      </w:tr>
-      <w:tr>
-        <w:tc>
-          <w:tcPr>
-            <w:tcW w:type="dxa" w:w="964"/>
-          </w:tcPr>
-          <w:p>
-            <w:r>
-              <w:rPr>
-                <w:b/>
-                <w:i w:val="0"/>
-                <w:color w:val="EA580C"/>
-                <w:sz w:val="16"/>
-              </w:rPr>
-              <w:t>Moyenne</w:t>
-            </w:r>
-          </w:p>
-        </w:tc>
-        <w:tc>
-          <w:tcPr>
-            <w:tcW w:type="dxa" w:w="1247"/>
-          </w:tcPr>
-          <w:p>
-            <w:r>
-              <w:rPr>
-                <w:b/>
-                <w:i w:val="0"/>
-                <w:sz w:val="16"/>
-              </w:rPr>
-              <w:t>S01</w:t>
-              <w:br/>
-            </w:r>
-            <w:r>
-              <w:rPr>
-                <w:b w:val="0"/>
-                <w:i w:val="0"/>
-                <w:color w:val="64748B"/>
-                <w:sz w:val="14"/>
-              </w:rPr>
-              <w:t>Démographie</w:t>
-            </w:r>
-          </w:p>
-        </w:tc>
-        <w:tc>
-          <w:tcPr>
-            <w:tcW w:type="dxa" w:w="1531"/>
-          </w:tcPr>
-          <w:p>
-            <w:r>
-              <w:rPr>
-                <w:b/>
-                <w:i w:val="0"/>
-                <w:color w:val="16A34A"/>
-                <w:sz w:val="16"/>
-              </w:rPr>
-              <w:t>—</w:t>
-            </w:r>
-          </w:p>
-        </w:tc>
-        <w:tc>
-          <w:tcPr>
-            <w:tcW w:type="dxa" w:w="1191"/>
-          </w:tcPr>
-          <w:p>
-            <w:r>
-              <w:rPr>
-                <w:b w:val="0"/>
-                <w:i w:val="0"/>
-                <w:color w:val="64748B"/>
-                <w:sz w:val="16"/>
-              </w:rPr>
-              <w:t>GT-CQ</w:t>
-            </w:r>
-          </w:p>
-        </w:tc>
-        <w:tc>
-          <w:tcPr>
-            <w:tcW w:type="dxa" w:w="4706"/>
-          </w:tcPr>
-          <w:p>
-            <w:r>
-              <w:rPr>
-                <w:b w:val="0"/>
-                <w:i w:val="0"/>
-                <w:sz w:val="17"/>
-              </w:rPr>
-              <w:t>Prière de verifier l'information donnée par AWA NDIAYE ou corriger au niveau de la section 1.</w:t>
-            </w:r>
-          </w:p>
-        </w:tc>
-      </w:tr>
-      <w:tr>
-        <w:tc>
-          <w:tcPr>
-            <w:tcW w:type="dxa" w:w="964"/>
-          </w:tcPr>
-          <w:p>
-            <w:r>
-              <w:rPr>
-                <w:b/>
-                <w:i w:val="0"/>
-                <w:color w:val="EA580C"/>
-                <w:sz w:val="16"/>
-              </w:rPr>
-              <w:t>Moyenne</w:t>
-            </w:r>
-          </w:p>
-        </w:tc>
-        <w:tc>
-          <w:tcPr>
-            <w:tcW w:type="dxa" w:w="1247"/>
-          </w:tcPr>
-          <w:p>
-            <w:r>
-              <w:rPr>
-                <w:b/>
-                <w:i w:val="0"/>
-                <w:sz w:val="16"/>
-              </w:rPr>
-              <w:t>S01</w:t>
-              <w:br/>
-            </w:r>
-            <w:r>
-              <w:rPr>
-                <w:b w:val="0"/>
-                <w:i w:val="0"/>
-                <w:color w:val="64748B"/>
-                <w:sz w:val="14"/>
-              </w:rPr>
-              <w:t>Démographie</w:t>
-            </w:r>
-          </w:p>
-        </w:tc>
-        <w:tc>
-          <w:tcPr>
-            <w:tcW w:type="dxa" w:w="1531"/>
-          </w:tcPr>
-          <w:p>
-            <w:r>
-              <w:rPr>
-                <w:b/>
-                <w:i w:val="0"/>
-                <w:color w:val="16A34A"/>
-                <w:sz w:val="16"/>
-              </w:rPr>
-              <w:t>s01q23, s01q00b, s01q23_autre</w:t>
-            </w:r>
-          </w:p>
-        </w:tc>
-        <w:tc>
-          <w:tcPr>
-            <w:tcW w:type="dxa" w:w="1191"/>
-          </w:tcPr>
-          <w:p>
-            <w:r>
-              <w:rPr>
-                <w:b w:val="0"/>
-                <w:i w:val="0"/>
-                <w:color w:val="64748B"/>
-                <w:sz w:val="16"/>
-              </w:rPr>
-              <w:t>GT-CQ</w:t>
-            </w:r>
-          </w:p>
-        </w:tc>
-        <w:tc>
-          <w:tcPr>
-            <w:tcW w:type="dxa" w:w="4706"/>
-          </w:tcPr>
-          <w:p>
-            <w:r>
-              <w:rPr>
-                <w:b w:val="0"/>
-                <w:i w:val="0"/>
-                <w:sz w:val="17"/>
-              </w:rPr>
-              <w:t>La raison principale pour laquelle que MAMADOU NDIAYE est venu vivre dans cette localité est soudan et semble exister dans les modalités, prière de prendre attache avec le QG pour plus d'explication afin de la classer bien.</w:t>
-            </w:r>
-          </w:p>
-        </w:tc>
-      </w:tr>
-      <w:tr>
-        <w:tc>
-          <w:tcPr>
-            <w:tcW w:type="dxa" w:w="964"/>
-          </w:tcPr>
-          <w:p>
-            <w:r>
-              <w:rPr>
-                <w:b/>
-                <w:i w:val="0"/>
-                <w:color w:val="EA580C"/>
-                <w:sz w:val="16"/>
-              </w:rPr>
-              <w:t>Moyenne</w:t>
-            </w:r>
-          </w:p>
-        </w:tc>
-        <w:tc>
-          <w:tcPr>
-            <w:tcW w:type="dxa" w:w="1247"/>
-          </w:tcPr>
-          <w:p>
-            <w:r>
-              <w:rPr>
-                <w:b/>
-                <w:i w:val="0"/>
-                <w:sz w:val="16"/>
-              </w:rPr>
-              <w:t>S01</w:t>
-              <w:br/>
-            </w:r>
-            <w:r>
-              <w:rPr>
-                <w:b w:val="0"/>
-                <w:i w:val="0"/>
-                <w:color w:val="64748B"/>
-                <w:sz w:val="14"/>
-              </w:rPr>
-              <w:t>Démographie</w:t>
-            </w:r>
-          </w:p>
-        </w:tc>
-        <w:tc>
-          <w:tcPr>
-            <w:tcW w:type="dxa" w:w="1531"/>
-          </w:tcPr>
-          <w:p>
-            <w:r>
-              <w:rPr>
-                <w:b/>
-                <w:i w:val="0"/>
-                <w:color w:val="16A34A"/>
-                <w:sz w:val="16"/>
-              </w:rPr>
-              <w:t>—</w:t>
-            </w:r>
-          </w:p>
-        </w:tc>
-        <w:tc>
-          <w:tcPr>
-            <w:tcW w:type="dxa" w:w="1191"/>
-          </w:tcPr>
-          <w:p>
-            <w:r>
-              <w:rPr>
-                <w:b w:val="0"/>
-                <w:i w:val="0"/>
-                <w:color w:val="64748B"/>
-                <w:sz w:val="16"/>
-              </w:rPr>
-              <w:t>GT-CQ</w:t>
-            </w:r>
-          </w:p>
-        </w:tc>
-        <w:tc>
-          <w:tcPr>
-            <w:tcW w:type="dxa" w:w="4706"/>
-          </w:tcPr>
-          <w:p>
-            <w:r>
-              <w:rPr>
-                <w:b w:val="0"/>
-                <w:i w:val="0"/>
-                <w:sz w:val="17"/>
-              </w:rPr>
-              <w:t>Prière de vérifier cette information auprès de l'enquêté et de corriger si nécessaire.</w:t>
-            </w:r>
-          </w:p>
-        </w:tc>
-      </w:tr>
-      <w:tr>
-        <w:tc>
-          <w:tcPr>
-            <w:tcW w:type="dxa" w:w="964"/>
-          </w:tcPr>
-          <w:p>
-            <w:r>
-              <w:rPr>
-                <w:b/>
-                <w:i w:val="0"/>
-                <w:color w:val="EA580C"/>
-                <w:sz w:val="16"/>
-              </w:rPr>
-              <w:t>Moyenne</w:t>
-            </w:r>
-          </w:p>
-        </w:tc>
-        <w:tc>
-          <w:tcPr>
-            <w:tcW w:type="dxa" w:w="1247"/>
-          </w:tcPr>
-          <w:p>
-            <w:r>
-              <w:rPr>
-                <w:b/>
-                <w:i w:val="0"/>
-                <w:sz w:val="16"/>
-              </w:rPr>
-              <w:t>S01</w:t>
-              <w:br/>
-            </w:r>
-            <w:r>
-              <w:rPr>
-                <w:b w:val="0"/>
-                <w:i w:val="0"/>
-                <w:color w:val="64748B"/>
-                <w:sz w:val="14"/>
-              </w:rPr>
-              <w:t>Démographie</w:t>
-            </w:r>
-          </w:p>
-        </w:tc>
-        <w:tc>
-          <w:tcPr>
-            <w:tcW w:type="dxa" w:w="1531"/>
-          </w:tcPr>
-          <w:p>
-            <w:r>
-              <w:rPr>
-                <w:b/>
-                <w:i w:val="0"/>
-                <w:color w:val="16A34A"/>
-                <w:sz w:val="16"/>
-              </w:rPr>
-              <w:t>—</w:t>
-            </w:r>
-          </w:p>
-        </w:tc>
-        <w:tc>
-          <w:tcPr>
-            <w:tcW w:type="dxa" w:w="1191"/>
-          </w:tcPr>
-          <w:p>
-            <w:r>
-              <w:rPr>
-                <w:b w:val="0"/>
-                <w:i w:val="0"/>
-                <w:color w:val="64748B"/>
-                <w:sz w:val="16"/>
-              </w:rPr>
-              <w:t>GT-CQ</w:t>
-            </w:r>
-          </w:p>
-        </w:tc>
-        <w:tc>
-          <w:tcPr>
-            <w:tcW w:type="dxa" w:w="4706"/>
-          </w:tcPr>
-          <w:p>
-            <w:r>
-              <w:rPr>
-                <w:b w:val="0"/>
-                <w:i w:val="0"/>
-                <w:sz w:val="17"/>
-              </w:rPr>
-              <w:t>Prière de verifier l'information donnée par MAMADOU NDIAYE ou corriger au niveau de la section 1.</w:t>
-            </w:r>
-          </w:p>
-        </w:tc>
-      </w:tr>
-      <w:tr>
-        <w:tc>
-          <w:tcPr>
-            <w:tcW w:type="dxa" w:w="964"/>
-          </w:tcPr>
-          <w:p>
-            <w:r>
-              <w:rPr>
-                <w:b/>
-                <w:i w:val="0"/>
-                <w:color w:val="EA580C"/>
-                <w:sz w:val="16"/>
-              </w:rPr>
-              <w:t>Moyenne</w:t>
-            </w:r>
-          </w:p>
-        </w:tc>
-        <w:tc>
-          <w:tcPr>
-            <w:tcW w:type="dxa" w:w="1247"/>
-          </w:tcPr>
-          <w:p>
-            <w:r>
-              <w:rPr>
-                <w:b/>
-                <w:i w:val="0"/>
-                <w:sz w:val="16"/>
-              </w:rPr>
-              <w:t>S02</w:t>
-              <w:br/>
-            </w:r>
-            <w:r>
-              <w:rPr>
-                <w:b w:val="0"/>
-                <w:i w:val="0"/>
-                <w:color w:val="64748B"/>
-                <w:sz w:val="14"/>
-              </w:rPr>
-              <w:t>Éducation</w:t>
-            </w:r>
-          </w:p>
-        </w:tc>
-        <w:tc>
-          <w:tcPr>
-            <w:tcW w:type="dxa" w:w="1531"/>
-          </w:tcPr>
-          <w:p>
-            <w:r>
-              <w:rPr>
-                <w:b/>
-                <w:i w:val="0"/>
-                <w:color w:val="16A34A"/>
-                <w:sz w:val="16"/>
-              </w:rPr>
-              <w:t>—</w:t>
-            </w:r>
-          </w:p>
-        </w:tc>
-        <w:tc>
-          <w:tcPr>
-            <w:tcW w:type="dxa" w:w="1191"/>
-          </w:tcPr>
-          <w:p>
-            <w:r>
-              <w:rPr>
-                <w:b w:val="0"/>
-                <w:i w:val="0"/>
-                <w:color w:val="64748B"/>
-                <w:sz w:val="16"/>
-              </w:rPr>
-              <w:t>GT-CQ</w:t>
-            </w:r>
-          </w:p>
-        </w:tc>
-        <w:tc>
-          <w:tcPr>
-            <w:tcW w:type="dxa" w:w="4706"/>
-          </w:tcPr>
-          <w:p>
-            <w:r>
-              <w:rPr>
-                <w:b w:val="0"/>
-                <w:i w:val="0"/>
-                <w:sz w:val="17"/>
-              </w:rPr>
-              <w:t>veuillez, s'il vous plait, confirmer les frais de scolarité ( 11500 FCFA) payée de BAIDA NDIAYE avec le QG ou apporter les corrections nécessaires.</w:t>
-            </w:r>
-          </w:p>
-        </w:tc>
-      </w:tr>
-      <w:tr>
-        <w:tc>
-          <w:tcPr>
-            <w:tcW w:type="dxa" w:w="964"/>
-          </w:tcPr>
-          <w:p>
-            <w:r>
-              <w:rPr>
-                <w:b/>
-                <w:i w:val="0"/>
-                <w:color w:val="EA580C"/>
-                <w:sz w:val="16"/>
-              </w:rPr>
-              <w:t>Moyenne</w:t>
-            </w:r>
-          </w:p>
-        </w:tc>
-        <w:tc>
-          <w:tcPr>
-            <w:tcW w:type="dxa" w:w="1247"/>
-          </w:tcPr>
-          <w:p>
-            <w:r>
-              <w:rPr>
-                <w:b/>
-                <w:i w:val="0"/>
-                <w:sz w:val="16"/>
-              </w:rPr>
-              <w:t>S02</w:t>
-              <w:br/>
-            </w:r>
-            <w:r>
-              <w:rPr>
-                <w:b w:val="0"/>
-                <w:i w:val="0"/>
-                <w:color w:val="64748B"/>
-                <w:sz w:val="14"/>
-              </w:rPr>
-              <w:t>Éducation</w:t>
-            </w:r>
-          </w:p>
-        </w:tc>
-        <w:tc>
-          <w:tcPr>
-            <w:tcW w:type="dxa" w:w="1531"/>
-          </w:tcPr>
-          <w:p>
-            <w:r>
-              <w:rPr>
-                <w:b/>
-                <w:i w:val="0"/>
-                <w:color w:val="16A34A"/>
-                <w:sz w:val="16"/>
-              </w:rPr>
-              <w:t>—</w:t>
-            </w:r>
-          </w:p>
-        </w:tc>
-        <w:tc>
-          <w:tcPr>
-            <w:tcW w:type="dxa" w:w="1191"/>
-          </w:tcPr>
-          <w:p>
-            <w:r>
-              <w:rPr>
-                <w:b w:val="0"/>
-                <w:i w:val="0"/>
-                <w:color w:val="64748B"/>
-                <w:sz w:val="16"/>
-              </w:rPr>
-              <w:t>GT-CQ</w:t>
-            </w:r>
-          </w:p>
-        </w:tc>
-        <w:tc>
-          <w:tcPr>
-            <w:tcW w:type="dxa" w:w="4706"/>
-          </w:tcPr>
-          <w:p>
-            <w:r>
-              <w:rPr>
-                <w:b w:val="0"/>
-                <w:i w:val="0"/>
-                <w:sz w:val="17"/>
-              </w:rPr>
-              <w:t>Le montant des autres depenses (300 FCFA) pour l'année scolaire de BAIDA NDIAYE qui fréquente 3ème année de Secondaire 2 Général semble faible.</w:t>
-            </w:r>
-          </w:p>
-        </w:tc>
-      </w:tr>
-      <w:tr>
-        <w:tc>
-          <w:tcPr>
-            <w:tcW w:type="dxa" w:w="964"/>
-          </w:tcPr>
-          <w:p>
-            <w:r>
-              <w:rPr>
-                <w:b/>
-                <w:i w:val="0"/>
-                <w:color w:val="EA580C"/>
-                <w:sz w:val="16"/>
-              </w:rPr>
-              <w:t>Moyenne</w:t>
-            </w:r>
-          </w:p>
-        </w:tc>
-        <w:tc>
-          <w:tcPr>
-            <w:tcW w:type="dxa" w:w="1247"/>
-          </w:tcPr>
-          <w:p>
-            <w:r>
-              <w:rPr>
-                <w:b/>
-                <w:i w:val="0"/>
-                <w:sz w:val="16"/>
-              </w:rPr>
-              <w:t>S02</w:t>
-              <w:br/>
-            </w:r>
-            <w:r>
-              <w:rPr>
-                <w:b w:val="0"/>
-                <w:i w:val="0"/>
-                <w:color w:val="64748B"/>
-                <w:sz w:val="14"/>
-              </w:rPr>
-              <w:t>Éducation</w:t>
-            </w:r>
-          </w:p>
-        </w:tc>
-        <w:tc>
-          <w:tcPr>
-            <w:tcW w:type="dxa" w:w="1531"/>
-          </w:tcPr>
-          <w:p>
-            <w:r>
-              <w:rPr>
-                <w:b/>
-                <w:i w:val="0"/>
-                <w:color w:val="16A34A"/>
-                <w:sz w:val="16"/>
-              </w:rPr>
-              <w:t>—</w:t>
-            </w:r>
-          </w:p>
-        </w:tc>
-        <w:tc>
-          <w:tcPr>
-            <w:tcW w:type="dxa" w:w="1191"/>
-          </w:tcPr>
-          <w:p>
-            <w:r>
-              <w:rPr>
-                <w:b w:val="0"/>
-                <w:i w:val="0"/>
-                <w:color w:val="64748B"/>
-                <w:sz w:val="16"/>
-              </w:rPr>
-              <w:t>GT-CQ</w:t>
-            </w:r>
-          </w:p>
-        </w:tc>
-        <w:tc>
-          <w:tcPr>
-            <w:tcW w:type="dxa" w:w="4706"/>
-          </w:tcPr>
-          <w:p>
-            <w:r>
-              <w:rPr>
-                <w:b w:val="0"/>
-                <w:i w:val="0"/>
-                <w:sz w:val="17"/>
-              </w:rPr>
               <w:t>Veuillez, s'il vous plait, confirmer ces informations avec le QG ou apporter les corrections nécessaires.</w:t>
-            </w:r>
-          </w:p>
-        </w:tc>
-      </w:tr>
-      <w:tr>
-        <w:tc>
-          <w:tcPr>
-            <w:tcW w:type="dxa" w:w="964"/>
-          </w:tcPr>
-          <w:p>
-            <w:r>
-              <w:rPr>
-                <w:b/>
-                <w:i w:val="0"/>
-                <w:color w:val="EA580C"/>
-                <w:sz w:val="16"/>
-              </w:rPr>
-              <w:t>Moyenne</w:t>
-            </w:r>
-          </w:p>
-        </w:tc>
-        <w:tc>
-          <w:tcPr>
-            <w:tcW w:type="dxa" w:w="1247"/>
-          </w:tcPr>
-          <w:p>
-            <w:r>
-              <w:rPr>
-                <w:b/>
-                <w:i w:val="0"/>
-                <w:sz w:val="16"/>
-              </w:rPr>
-              <w:t>S02</w:t>
-              <w:br/>
-            </w:r>
-            <w:r>
-              <w:rPr>
-                <w:b w:val="0"/>
-                <w:i w:val="0"/>
-                <w:color w:val="64748B"/>
-                <w:sz w:val="14"/>
-              </w:rPr>
-              <w:t>Éducation</w:t>
-            </w:r>
-          </w:p>
-        </w:tc>
-        <w:tc>
-          <w:tcPr>
-            <w:tcW w:type="dxa" w:w="1531"/>
-          </w:tcPr>
-          <w:p>
-            <w:r>
-              <w:rPr>
-                <w:b/>
-                <w:i w:val="0"/>
-                <w:color w:val="16A34A"/>
-                <w:sz w:val="16"/>
-              </w:rPr>
-              <w:t>—</w:t>
-            </w:r>
-          </w:p>
-        </w:tc>
-        <w:tc>
-          <w:tcPr>
-            <w:tcW w:type="dxa" w:w="1191"/>
-          </w:tcPr>
-          <w:p>
-            <w:r>
-              <w:rPr>
-                <w:b w:val="0"/>
-                <w:i w:val="0"/>
-                <w:color w:val="64748B"/>
-                <w:sz w:val="16"/>
-              </w:rPr>
-              <w:t>GT-CQ</w:t>
-            </w:r>
-          </w:p>
-        </w:tc>
-        <w:tc>
-          <w:tcPr>
-            <w:tcW w:type="dxa" w:w="4706"/>
-          </w:tcPr>
-          <w:p>
-            <w:r>
-              <w:rPr>
-                <w:b w:val="0"/>
-                <w:i w:val="0"/>
-                <w:sz w:val="17"/>
-              </w:rPr>
-              <w:t>veuillez, s'il vous plait, confirmer les frais de scolarité ( 25000 FCFA) payée de NDEYE FATOU NDIAYE avec le QG ou apporter les corrections nécessaires.</w:t>
-            </w:r>
-          </w:p>
-        </w:tc>
-      </w:tr>
-      <w:tr>
-        <w:tc>
-          <w:tcPr>
-            <w:tcW w:type="dxa" w:w="964"/>
-          </w:tcPr>
-          <w:p>
-            <w:r>
-              <w:rPr>
-                <w:b/>
-                <w:i w:val="0"/>
-                <w:color w:val="EA580C"/>
-                <w:sz w:val="16"/>
-              </w:rPr>
-              <w:t>Moyenne</w:t>
-            </w:r>
-          </w:p>
-        </w:tc>
-        <w:tc>
-          <w:tcPr>
-            <w:tcW w:type="dxa" w:w="1247"/>
-          </w:tcPr>
-          <w:p>
-            <w:r>
-              <w:rPr>
-                <w:b/>
-                <w:i w:val="0"/>
-                <w:sz w:val="16"/>
-              </w:rPr>
-              <w:t>S02</w:t>
-              <w:br/>
-            </w:r>
-            <w:r>
-              <w:rPr>
-                <w:b w:val="0"/>
-                <w:i w:val="0"/>
-                <w:color w:val="64748B"/>
-                <w:sz w:val="14"/>
-              </w:rPr>
-              <w:t>Éducation</w:t>
-            </w:r>
-          </w:p>
-        </w:tc>
-        <w:tc>
-          <w:tcPr>
-            <w:tcW w:type="dxa" w:w="1531"/>
-          </w:tcPr>
-          <w:p>
-            <w:r>
-              <w:rPr>
-                <w:b/>
-                <w:i w:val="0"/>
-                <w:color w:val="16A34A"/>
-                <w:sz w:val="16"/>
-              </w:rPr>
-              <w:t>s01q63, s00q04, s02q25, s01q00b, s02q17_2, s02q15_2</w:t>
-            </w:r>
-          </w:p>
-        </w:tc>
-        <w:tc>
-          <w:tcPr>
-            <w:tcW w:type="dxa" w:w="1191"/>
-          </w:tcPr>
-          <w:p>
-            <w:r>
-              <w:rPr>
-                <w:b w:val="0"/>
-                <w:i w:val="0"/>
-                <w:color w:val="64748B"/>
-                <w:sz w:val="16"/>
-              </w:rPr>
-              <w:t>GT-CQ</w:t>
-            </w:r>
-          </w:p>
-        </w:tc>
-        <w:tc>
-          <w:tcPr>
-            <w:tcW w:type="dxa" w:w="4706"/>
-          </w:tcPr>
-          <w:p>
-            <w:r>
-              <w:rPr>
-                <w:b w:val="0"/>
-                <w:i w:val="0"/>
-                <w:sz w:val="17"/>
-              </w:rPr>
-              <w:t>Dans les milieux urbains c'est peu probable de voir une école dont les élèves ou étudiants ne dépensent pas en frais d'uniformes, prière de verifier pour NDEYE FATOU NDIAYE qui fréquente 4ème année de Supérieur et corriger ou confirmer avec le QG.</w:t>
-            </w:r>
-          </w:p>
-        </w:tc>
-      </w:tr>
-      <w:tr>
-        <w:tc>
-          <w:tcPr>
-            <w:tcW w:type="dxa" w:w="964"/>
-          </w:tcPr>
-          <w:p>
-            <w:r>
-              <w:rPr>
-                <w:b/>
-                <w:i w:val="0"/>
-                <w:color w:val="EA580C"/>
-                <w:sz w:val="16"/>
-              </w:rPr>
-              <w:t>Moyenne</w:t>
-            </w:r>
-          </w:p>
-        </w:tc>
-        <w:tc>
-          <w:tcPr>
-            <w:tcW w:type="dxa" w:w="1247"/>
-          </w:tcPr>
-          <w:p>
-            <w:r>
-              <w:rPr>
-                <w:b/>
-                <w:i w:val="0"/>
-                <w:sz w:val="16"/>
-              </w:rPr>
-              <w:t>S02</w:t>
-              <w:br/>
-            </w:r>
-            <w:r>
-              <w:rPr>
-                <w:b w:val="0"/>
-                <w:i w:val="0"/>
-                <w:color w:val="64748B"/>
-                <w:sz w:val="14"/>
-              </w:rPr>
-              <w:t>Éducation</w:t>
-            </w:r>
-          </w:p>
-        </w:tc>
-        <w:tc>
-          <w:tcPr>
-            <w:tcW w:type="dxa" w:w="1531"/>
-          </w:tcPr>
-          <w:p>
-            <w:r>
-              <w:rPr>
-                <w:b/>
-                <w:i w:val="0"/>
-                <w:color w:val="16A34A"/>
-                <w:sz w:val="16"/>
-              </w:rPr>
-              <w:t>—</w:t>
-            </w:r>
-          </w:p>
-        </w:tc>
-        <w:tc>
-          <w:tcPr>
-            <w:tcW w:type="dxa" w:w="1191"/>
-          </w:tcPr>
-          <w:p>
-            <w:r>
-              <w:rPr>
-                <w:b w:val="0"/>
-                <w:i w:val="0"/>
-                <w:color w:val="64748B"/>
-                <w:sz w:val="16"/>
-              </w:rPr>
-              <w:t>GT-CQ</w:t>
-            </w:r>
-          </w:p>
-        </w:tc>
-        <w:tc>
-          <w:tcPr>
-            <w:tcW w:type="dxa" w:w="4706"/>
-          </w:tcPr>
-          <w:p>
-            <w:r>
-              <w:rPr>
-                <w:b w:val="0"/>
-                <w:i w:val="0"/>
-                <w:sz w:val="17"/>
-              </w:rPr>
-              <w:t>Prière de corriger ou confirmer cette information avec le QG.</w:t>
-            </w:r>
-          </w:p>
-        </w:tc>
-      </w:tr>
-      <w:tr>
-        <w:tc>
-          <w:tcPr>
-            <w:tcW w:type="dxa" w:w="964"/>
-          </w:tcPr>
-          <w:p>
-            <w:r>
-              <w:rPr>
-                <w:b/>
-                <w:i w:val="0"/>
-                <w:color w:val="EA580C"/>
-                <w:sz w:val="16"/>
-              </w:rPr>
-              <w:t>Moyenne</w:t>
-            </w:r>
-          </w:p>
-        </w:tc>
-        <w:tc>
-          <w:tcPr>
-            <w:tcW w:type="dxa" w:w="1247"/>
-          </w:tcPr>
-          <w:p>
-            <w:r>
-              <w:rPr>
-                <w:b/>
-                <w:i w:val="0"/>
-                <w:sz w:val="16"/>
-              </w:rPr>
-              <w:t>S02</w:t>
-              <w:br/>
-            </w:r>
-            <w:r>
-              <w:rPr>
-                <w:b w:val="0"/>
-                <w:i w:val="0"/>
-                <w:color w:val="64748B"/>
-                <w:sz w:val="14"/>
-              </w:rPr>
-              <w:t>Éducation</w:t>
-            </w:r>
-          </w:p>
-        </w:tc>
-        <w:tc>
-          <w:tcPr>
-            <w:tcW w:type="dxa" w:w="1531"/>
-          </w:tcPr>
-          <w:p>
-            <w:r>
-              <w:rPr>
-                <w:b/>
-                <w:i w:val="0"/>
-                <w:color w:val="16A34A"/>
-                <w:sz w:val="16"/>
-              </w:rPr>
-              <w:t>—</w:t>
-            </w:r>
-          </w:p>
-        </w:tc>
-        <w:tc>
-          <w:tcPr>
-            <w:tcW w:type="dxa" w:w="1191"/>
-          </w:tcPr>
-          <w:p>
-            <w:r>
-              <w:rPr>
-                <w:b w:val="0"/>
-                <w:i w:val="0"/>
-                <w:color w:val="64748B"/>
-                <w:sz w:val="16"/>
-              </w:rPr>
-              <w:t>GT-CQ</w:t>
-            </w:r>
-          </w:p>
-        </w:tc>
-        <w:tc>
-          <w:tcPr>
-            <w:tcW w:type="dxa" w:w="4706"/>
-          </w:tcPr>
-          <w:p>
-            <w:r>
-              <w:rPr>
-                <w:b w:val="0"/>
-                <w:i w:val="0"/>
-                <w:sz w:val="17"/>
-              </w:rPr>
-              <w:t>Merci de bien vouloir changé 2.04 en OUI et renseigné toutes les autres informations qui concerne IBRAHIMA NDIAYE .</w:t>
             </w:r>
           </w:p>
         </w:tc>
